--- a/flow/20230914_vu_template/drafts/2024-10-u/17-ЧТ-Осії.docx
+++ b/flow/20230914_vu_template/drafts/2024-10-u/17-ЧТ-Осії.docx
@@ -2908,7 +2908,7 @@
           <w:szCs w:val="24"/>
           <w:rtl w:val="0"/>
         </w:rPr>
-        <w:t xml:space="preserve">Виходить чоловік до свого діла,* і до своєї праці аж до вечора.</w:t>
+        <w:t>Виходить людина до свого діла,* і до своєї праці аж до вечора.</w:t>
       </w:r>
     </w:p>
     <w:p>
@@ -7964,7 +7964,7 @@
           <w:szCs w:val="24"/>
           <w:rtl w:val="0"/>
         </w:rPr>
-        <w:t xml:space="preserve">Ти, що вмісти́ла в ло́ні* Бо́га Невмісти́мого,* яки́й чоловіколю́бно Чоловіком став* і на́шу сполу́ку від Те́бе прийня́в* і обожи́в я́вно,* не знева́ж мене́, Пречи́стая, ни́ні пригніченого,* але́ уще́дри ско́ро* і від уся́кої воро́жости* та па́губи лука́вого ви́зволи!</w:t>
+        <w:t>Ти, що вмісти́ла в ло́ні* Бо́га Невмісти́мого,* яки́й людинаолю́бно Чоловіком став* і на́шу сполу́ку від Те́бе прийня́в* і обожи́в я́вно,* не знева́ж мене́, Пречи́стая, ни́ні пригніченого,* але́ уще́дри ско́ро* і від уся́кої воро́жости* та па́губи лука́вого ви́зволи!</w:t>
       </w:r>
     </w:p>
     <w:p>
@@ -16377,7 +16377,7 @@
           <w:szCs w:val="24"/>
           <w:rtl w:val="0"/>
         </w:rPr>
-        <w:t xml:space="preserve">Мене залічено до тих, що сходять у яму.* Я став як чоловік, що допомоги не має.</w:t>
+        <w:t>Мене залічено до тих, що сходять у яму.* Я став як людина, що допомоги не має.</w:t>
       </w:r>
     </w:p>
     <w:p>
@@ -17855,7 +17855,7 @@
           <w:szCs w:val="24"/>
           <w:rtl w:val="0"/>
         </w:rPr>
-        <w:t xml:space="preserve"> Господи, Боже наш! Ти за покаяння дарував людям відпущення, нам же, як образ пізнання і визнання гріхів, показав покаяння і прощення пророка Давида. Тож, Владико, помилуй з великої милости твоєї нас, що в чимало великих гріхів впали, і по багатстві ласк твоїх очисти беззаконня наші, бо перед тобою згрішили ми, Господи, що невідомі й таємні речі серця людського знаєш, і єдиний ти маєш владу прощати гріхи. Серце ж чисте вчини в нас і Духом владичним утверди нас, і радість спасіння твого яви нам. Не відкинь нас від лиця твого, але дозволь, як Благий і Людинолюбний, аж до останнього нашого віддиху появляти тобі жертву справедливости й приноси на святих твоїх жертовниках, милістю і ласками і людинолюбʼям єдинородного Сина твого, з яким ти є благословенний з пресвятим, добрим і животворчим твоїм Духом, нині й повсякчас, і на віки віків. Амінь.</w:t>
+        <w:t xml:space="preserve"> Господи, Боже наш! Ти за покаяння дарував людям відпущення, нам же, як образ пізнання і визнання гріхів, показав покаяння і прощення пророка Давида. Тож, Владико, помилуй з великої милости твоєї нас, що в чимало великих гріхів впали, і по багатстві ласк твоїх очисти беззаконня наші, бо перед тобою згрішили ми, Господи, що невідомі й таємні речі серця людського знаєш, і єдиний ти маєш владу прощати гріхи. Серце ж чисте вчини в нас і Духом владичним утверди нас, і радість спасіння твого яви нам. Не відкинь нас від лиця твого, але дозволь, як Благий і людинолюбний, аж до останнього нашого віддиху появляти тобі жертву справедливости й приноси на святих твоїх жертовниках, милістю і ласками і людинолюбʼям єдинородного Сина твого, з яким ти є благословенний з пресвятим, добрим і животворчим твоїм Духом, нині й повсякчас, і на віки віків. Амінь.</w:t>
       </w:r>
     </w:p>
     <w:p>
@@ -21161,7 +21161,7 @@
           <w:szCs w:val="24"/>
           <w:rtl w:val="0"/>
         </w:rPr>
-        <w:t xml:space="preserve">Ти, що утвердив небеса словом і основи землі укріпив на водах великих, утверди розум мій творити волю Твою, Чоловіколюбче.</w:t>
+        <w:t>Ти, що утвердив небеса словом і основи землі укріпив на водах великих, утверди розум мій творити волю Твою, Людинолюбче.</w:t>
       </w:r>
     </w:p>
     <w:p>
@@ -21782,7 +21782,7 @@
           <w:szCs w:val="24"/>
           <w:rtl w:val="0"/>
         </w:rPr>
-        <w:t xml:space="preserve"> Покрила небеса, Христе Боже, провидінням Твоїм чеснота невимовної премудрості Твоєї, Чоловіколюбче.</w:t>
+        <w:t xml:space="preserve"> Покрила небеса, Христе Боже, провидінням Твоїм чеснота невимовної премудрості Твоєї, Людинолюбче.</w:t>
       </w:r>
     </w:p>
     <w:p>
@@ -22073,7 +22073,7 @@
           <w:szCs w:val="24"/>
           <w:rtl w:val="0"/>
         </w:rPr>
-        <w:t xml:space="preserve">Зранку молиться дух мій до Тебе, Боже, бо Ти є світло, і Твої повеління стали зціленням рабів Твоїх, Чоловіколюбче.</w:t>
+        <w:t>Зранку молиться дух мій до Тебе, Боже, бо Ти є світло, і Твої повеління стали зціленням рабів Твоїх, Людинолюбче.</w:t>
       </w:r>
     </w:p>
     <w:p>

--- a/flow/20230914_vu_template/drafts/2024-10-u/17-ЧТ-Осії.docx
+++ b/flow/20230914_vu_template/drafts/2024-10-u/17-ЧТ-Осії.docx
@@ -7964,7 +7964,7 @@
           <w:szCs w:val="24"/>
           <w:rtl w:val="0"/>
         </w:rPr>
-        <w:t>Ти, що вмісти́ла в ло́ні* Бо́га Невмісти́мого,* яки́й людинаолю́бно Чоловіком став* і на́шу сполу́ку від Те́бе прийня́в* і обожи́в я́вно,* не знева́ж мене́, Пречи́стая, ни́ні пригніченого,* але́ уще́дри ско́ро* і від уся́кої воро́жости* та па́губи лука́вого ви́зволи!</w:t>
+        <w:t>Ти, що вмісти́ла в ло́ні* Бо́га Невмісти́мого,* яки́й людинолю́бно Чоловіком став* і на́шу сполу́ку від Те́бе прийня́в* і обожи́в я́вно,* не знева́ж мене́, Пречи́стая, ни́ні пригніченого,* але́ уще́дри ско́ро* і від уся́кої воро́жости* та па́губи лука́вого ви́зволи!</w:t>
       </w:r>
     </w:p>
     <w:p>
